--- a/report-p06.docx
+++ b/report-p06.docx
@@ -321,63 +321,7 @@
           <w:b/>
           <w:bCs/>
         </w:rPr>
-        <w:t>Another discussion: in this implementation, the graph is represented by an adjacency</w:t>
-      </w:r>
-      <w:r>
-        <w:rPr>
-          <w:b/>
-          <w:bCs/>
-        </w:rPr>
-        <w:t xml:space="preserve"> </w:t>
-      </w:r>
-      <w:r>
-        <w:rPr>
-          <w:b/>
-          <w:bCs/>
-        </w:rPr>
-        <w:t>matrix, and the vertex is in int type. But what if (1) we want to design a new class</w:t>
-      </w:r>
-      <w:r>
-        <w:rPr>
-          <w:b/>
-          <w:bCs/>
-        </w:rPr>
-        <w:t xml:space="preserve"> </w:t>
-      </w:r>
-      <w:r>
-        <w:rPr>
-          <w:b/>
-          <w:bCs/>
-        </w:rPr>
-        <w:t>type for the Vertex to include the name of the city and (2) we want to design a new</w:t>
-      </w:r>
-      <w:r>
-        <w:rPr>
-          <w:b/>
-          <w:bCs/>
-        </w:rPr>
-        <w:t xml:space="preserve"> </w:t>
-      </w:r>
-      <w:r>
-        <w:rPr>
-          <w:b/>
-          <w:bCs/>
-        </w:rPr>
-        <w:t>class type for the Weight to include both the time and cost, then how would you like</w:t>
-      </w:r>
-      <w:r>
-        <w:rPr>
-          <w:b/>
-          <w:bCs/>
-        </w:rPr>
-        <w:t xml:space="preserve"> </w:t>
-      </w:r>
-      <w:r>
-        <w:rPr>
-          <w:b/>
-          <w:bCs/>
-        </w:rPr>
-        <w:t xml:space="preserve">to </w:t>
+        <w:t xml:space="preserve">Another discussion: in this implementation, the graph is represented by an adjacency matrix, and the vertex is in int type. But what if (1) we want to design a new class type for the Vertex to include the name of the city and (2) we want to design a new class type for the Weight to include both the time and cost, then how would you like to </w:t>
       </w:r>
       <w:proofErr w:type="gramStart"/>
       <w:r>
@@ -417,19 +361,176 @@
         <w:t>Screenshots of a test run.</w:t>
       </w:r>
     </w:p>
-    <w:p/>
-    <w:p/>
-    <w:p/>
-    <w:p/>
+    <w:p>
+      <w:pPr>
+        <w:rPr>
+          <w:b/>
+          <w:bCs/>
+        </w:rPr>
+      </w:pPr>
+      <w:r>
+        <w:drawing>
+          <wp:inline distT="0" distB="0" distL="0" distR="0" wp14:anchorId="2EEF34DC" wp14:editId="12EC99E7">
+            <wp:extent cx="6858000" cy="1400175"/>
+            <wp:effectExtent l="0" t="0" r="0" b="9525"/>
+            <wp:docPr id="1919918978" name="Picture 1" descr="A screenshot of a computer&#10;&#10;AI-generated content may be incorrect."/>
+            <wp:cNvGraphicFramePr>
+              <a:graphicFrameLocks xmlns:a="http://schemas.openxmlformats.org/drawingml/2006/main" noChangeAspect="1"/>
+            </wp:cNvGraphicFramePr>
+            <a:graphic xmlns:a="http://schemas.openxmlformats.org/drawingml/2006/main">
+              <a:graphicData uri="http://schemas.openxmlformats.org/drawingml/2006/picture">
+                <pic:pic xmlns:pic="http://schemas.openxmlformats.org/drawingml/2006/picture">
+                  <pic:nvPicPr>
+                    <pic:cNvPr id="1919918978" name="Picture 1" descr="A screenshot of a computer&#10;&#10;AI-generated content may be incorrect."/>
+                    <pic:cNvPicPr/>
+                  </pic:nvPicPr>
+                  <pic:blipFill>
+                    <a:blip r:embed="rId8"/>
+                    <a:stretch>
+                      <a:fillRect/>
+                    </a:stretch>
+                  </pic:blipFill>
+                  <pic:spPr>
+                    <a:xfrm>
+                      <a:off x="0" y="0"/>
+                      <a:ext cx="6858000" cy="1400175"/>
+                    </a:xfrm>
+                    <a:prstGeom prst="rect">
+                      <a:avLst/>
+                    </a:prstGeom>
+                  </pic:spPr>
+                </pic:pic>
+              </a:graphicData>
+            </a:graphic>
+          </wp:inline>
+        </w:drawing>
+      </w:r>
+    </w:p>
+    <w:p>
+      <w:r>
+        <w:drawing>
+          <wp:inline distT="0" distB="0" distL="0" distR="0" wp14:anchorId="284EFAE5" wp14:editId="379A4DA0">
+            <wp:extent cx="6858000" cy="711200"/>
+            <wp:effectExtent l="0" t="0" r="0" b="0"/>
+            <wp:docPr id="1480370932" name="Picture 1"/>
+            <wp:cNvGraphicFramePr>
+              <a:graphicFrameLocks xmlns:a="http://schemas.openxmlformats.org/drawingml/2006/main" noChangeAspect="1"/>
+            </wp:cNvGraphicFramePr>
+            <a:graphic xmlns:a="http://schemas.openxmlformats.org/drawingml/2006/main">
+              <a:graphicData uri="http://schemas.openxmlformats.org/drawingml/2006/picture">
+                <pic:pic xmlns:pic="http://schemas.openxmlformats.org/drawingml/2006/picture">
+                  <pic:nvPicPr>
+                    <pic:cNvPr id="1480370932" name=""/>
+                    <pic:cNvPicPr/>
+                  </pic:nvPicPr>
+                  <pic:blipFill>
+                    <a:blip r:embed="rId9"/>
+                    <a:stretch>
+                      <a:fillRect/>
+                    </a:stretch>
+                  </pic:blipFill>
+                  <pic:spPr>
+                    <a:xfrm>
+                      <a:off x="0" y="0"/>
+                      <a:ext cx="6858000" cy="711200"/>
+                    </a:xfrm>
+                    <a:prstGeom prst="rect">
+                      <a:avLst/>
+                    </a:prstGeom>
+                  </pic:spPr>
+                </pic:pic>
+              </a:graphicData>
+            </a:graphic>
+          </wp:inline>
+        </w:drawing>
+      </w:r>
+    </w:p>
+    <w:p>
+      <w:r>
+        <w:lastRenderedPageBreak/>
+        <w:drawing>
+          <wp:inline distT="0" distB="0" distL="0" distR="0" wp14:anchorId="5F0B1136" wp14:editId="0915FDFD">
+            <wp:extent cx="6858000" cy="1826260"/>
+            <wp:effectExtent l="0" t="0" r="0" b="2540"/>
+            <wp:docPr id="1713651819" name="Picture 1" descr="A screenshot of a computer&#10;&#10;AI-generated content may be incorrect."/>
+            <wp:cNvGraphicFramePr>
+              <a:graphicFrameLocks xmlns:a="http://schemas.openxmlformats.org/drawingml/2006/main" noChangeAspect="1"/>
+            </wp:cNvGraphicFramePr>
+            <a:graphic xmlns:a="http://schemas.openxmlformats.org/drawingml/2006/main">
+              <a:graphicData uri="http://schemas.openxmlformats.org/drawingml/2006/picture">
+                <pic:pic xmlns:pic="http://schemas.openxmlformats.org/drawingml/2006/picture">
+                  <pic:nvPicPr>
+                    <pic:cNvPr id="1713651819" name="Picture 1" descr="A screenshot of a computer&#10;&#10;AI-generated content may be incorrect."/>
+                    <pic:cNvPicPr/>
+                  </pic:nvPicPr>
+                  <pic:blipFill>
+                    <a:blip r:embed="rId10"/>
+                    <a:stretch>
+                      <a:fillRect/>
+                    </a:stretch>
+                  </pic:blipFill>
+                  <pic:spPr>
+                    <a:xfrm>
+                      <a:off x="0" y="0"/>
+                      <a:ext cx="6858000" cy="1826260"/>
+                    </a:xfrm>
+                    <a:prstGeom prst="rect">
+                      <a:avLst/>
+                    </a:prstGeom>
+                  </pic:spPr>
+                </pic:pic>
+              </a:graphicData>
+            </a:graphic>
+          </wp:inline>
+        </w:drawing>
+      </w:r>
+      <w:r>
+        <w:drawing>
+          <wp:inline distT="0" distB="0" distL="0" distR="0" wp14:anchorId="09AFD92E" wp14:editId="7ECF41E5">
+            <wp:extent cx="6858000" cy="852805"/>
+            <wp:effectExtent l="0" t="0" r="0" b="4445"/>
+            <wp:docPr id="616796368" name="Picture 1" descr="A black rectangular object with white text&#10;&#10;AI-generated content may be incorrect."/>
+            <wp:cNvGraphicFramePr>
+              <a:graphicFrameLocks xmlns:a="http://schemas.openxmlformats.org/drawingml/2006/main" noChangeAspect="1"/>
+            </wp:cNvGraphicFramePr>
+            <a:graphic xmlns:a="http://schemas.openxmlformats.org/drawingml/2006/main">
+              <a:graphicData uri="http://schemas.openxmlformats.org/drawingml/2006/picture">
+                <pic:pic xmlns:pic="http://schemas.openxmlformats.org/drawingml/2006/picture">
+                  <pic:nvPicPr>
+                    <pic:cNvPr id="616796368" name="Picture 1" descr="A black rectangular object with white text&#10;&#10;AI-generated content may be incorrect."/>
+                    <pic:cNvPicPr/>
+                  </pic:nvPicPr>
+                  <pic:blipFill>
+                    <a:blip r:embed="rId11"/>
+                    <a:stretch>
+                      <a:fillRect/>
+                    </a:stretch>
+                  </pic:blipFill>
+                  <pic:spPr>
+                    <a:xfrm>
+                      <a:off x="0" y="0"/>
+                      <a:ext cx="6858000" cy="852805"/>
+                    </a:xfrm>
+                    <a:prstGeom prst="rect">
+                      <a:avLst/>
+                    </a:prstGeom>
+                  </pic:spPr>
+                </pic:pic>
+              </a:graphicData>
+            </a:graphic>
+          </wp:inline>
+        </w:drawing>
+      </w:r>
+    </w:p>
     <w:p/>
     <w:p/>
     <w:sectPr>
-      <w:headerReference w:type="even" r:id="rId8"/>
-      <w:headerReference w:type="default" r:id="rId9"/>
-      <w:footerReference w:type="even" r:id="rId10"/>
-      <w:footerReference w:type="default" r:id="rId11"/>
-      <w:headerReference w:type="first" r:id="rId12"/>
-      <w:footerReference w:type="first" r:id="rId13"/>
+      <w:headerReference w:type="even" r:id="rId12"/>
+      <w:headerReference w:type="default" r:id="rId13"/>
+      <w:footerReference w:type="even" r:id="rId14"/>
+      <w:footerReference w:type="default" r:id="rId15"/>
+      <w:headerReference w:type="first" r:id="rId16"/>
+      <w:footerReference w:type="first" r:id="rId17"/>
       <w:pgSz w:w="12240" w:h="15840"/>
       <w:pgMar w:top="720" w:right="720" w:bottom="720" w:left="720" w:header="720" w:footer="720" w:gutter="0"/>
       <w:cols w:space="720"/>
@@ -1246,6 +1347,7 @@
   <w:style w:type="character" w:default="1" w:styleId="DefaultParagraphFont">
     <w:name w:val="Default Paragraph Font"/>
     <w:uiPriority w:val="1"/>
+    <w:semiHidden/>
     <w:unhideWhenUsed/>
   </w:style>
   <w:style w:type="table" w:default="1" w:styleId="TableNormal">
